--- a/public/bases-word/GENERALES/7. SECRETARIA DIRECCIÓN/1. MDJ.docx
+++ b/public/bases-word/GENERALES/7. SECRETARIA DIRECCIÓN/1. MDJ.docx
@@ -1,6 +1,6 @@
 
 <file path=word/document.xml><?xml version="1.0" encoding="utf-8"?>
-<w:document xmlns:wpc="http://schemas.microsoft.com/office/word/2010/wordprocessingCanvas" xmlns:cx="http://schemas.microsoft.com/office/drawing/2014/chartex" xmlns:cx1="http://schemas.microsoft.com/office/drawing/2015/9/8/chartex" xmlns:cx2="http://schemas.microsoft.com/office/drawing/2015/10/21/chartex" xmlns:cx3="http://schemas.microsoft.com/office/drawing/2016/5/9/chartex" xmlns:cx4="http://schemas.microsoft.com/office/drawing/2016/5/10/chartex" xmlns:cx5="http://schemas.microsoft.com/office/drawing/2016/5/11/chartex" xmlns:cx6="http://schemas.microsoft.com/office/drawing/2016/5/12/chartex" xmlns:cx7="http://schemas.microsoft.com/office/drawing/2016/5/13/chartex" xmlns:cx8="http://schemas.microsoft.com/office/drawing/2016/5/14/chartex" xmlns:mc="http://schemas.openxmlformats.org/markup-compatibility/2006" xmlns:aink="http://schemas.microsoft.com/office/drawing/2016/ink" xmlns:am3d="http://schemas.microsoft.com/office/drawing/2017/model3d" xmlns:o="urn:schemas-microsoft-com:office:office" xmlns:r="http://schemas.openxmlformats.org/officeDocument/2006/relationships" xmlns:m="http://schemas.openxmlformats.org/officeDocument/2006/math" xmlns:v="urn:schemas-microsoft-com:vml" xmlns:wp14="http://schemas.microsoft.com/office/word/2010/wordprocessingDrawing" xmlns:wp="http://schemas.openxmlformats.org/drawingml/2006/wordprocessingDrawing" xmlns:w10="urn:schemas-microsoft-com:office:word" xmlns:w="http://schemas.openxmlformats.org/wordprocessingml/2006/main" xmlns:w14="http://schemas.microsoft.com/office/word/2010/wordml" xmlns:w15="http://schemas.microsoft.com/office/word/2012/wordml" xmlns:w16cid="http://schemas.microsoft.com/office/word/2016/wordml/cid" xmlns:w16se="http://schemas.microsoft.com/office/word/2015/wordml/symex" xmlns:wpg="http://schemas.microsoft.com/office/word/2010/wordprocessingGroup" xmlns:wpi="http://schemas.microsoft.com/office/word/2010/wordprocessingInk" xmlns:wne="http://schemas.microsoft.com/office/word/2006/wordml" xmlns:wps="http://schemas.microsoft.com/office/word/2010/wordprocessingShape" mc:Ignorable="w14 w15 w16se w16cid wp14">
+<w:document xmlns:wpc="http://schemas.microsoft.com/office/word/2010/wordprocessingCanvas" xmlns:cx="http://schemas.microsoft.com/office/drawing/2014/chartex" xmlns:cx1="http://schemas.microsoft.com/office/drawing/2015/9/8/chartex" xmlns:cx2="http://schemas.microsoft.com/office/drawing/2015/10/21/chartex" xmlns:cx3="http://schemas.microsoft.com/office/drawing/2016/5/9/chartex" xmlns:cx4="http://schemas.microsoft.com/office/drawing/2016/5/10/chartex" xmlns:cx5="http://schemas.microsoft.com/office/drawing/2016/5/11/chartex" xmlns:cx6="http://schemas.microsoft.com/office/drawing/2016/5/12/chartex" xmlns:cx7="http://schemas.microsoft.com/office/drawing/2016/5/13/chartex" xmlns:cx8="http://schemas.microsoft.com/office/drawing/2016/5/14/chartex" xmlns:mc="http://schemas.openxmlformats.org/markup-compatibility/2006" xmlns:aink="http://schemas.microsoft.com/office/drawing/2016/ink" xmlns:am3d="http://schemas.microsoft.com/office/drawing/2017/model3d" xmlns:o="urn:schemas-microsoft-com:office:office" xmlns:oel="http://schemas.microsoft.com/office/2019/extlst" xmlns:r="http://schemas.openxmlformats.org/officeDocument/2006/relationships" xmlns:m="http://schemas.openxmlformats.org/officeDocument/2006/math" xmlns:v="urn:schemas-microsoft-com:vml" xmlns:wp14="http://schemas.microsoft.com/office/word/2010/wordprocessingDrawing" xmlns:wp="http://schemas.openxmlformats.org/drawingml/2006/wordprocessingDrawing" xmlns:w10="urn:schemas-microsoft-com:office:word" xmlns:w="http://schemas.openxmlformats.org/wordprocessingml/2006/main" xmlns:w14="http://schemas.microsoft.com/office/word/2010/wordml" xmlns:w15="http://schemas.microsoft.com/office/word/2012/wordml" xmlns:w16cex="http://schemas.microsoft.com/office/word/2018/wordml/cex" xmlns:w16cid="http://schemas.microsoft.com/office/word/2016/wordml/cid" xmlns:w16="http://schemas.microsoft.com/office/word/2018/wordml" xmlns:w16du="http://schemas.microsoft.com/office/word/2023/wordml/word16du" xmlns:w16sdtdh="http://schemas.microsoft.com/office/word/2020/wordml/sdtdatahash" xmlns:w16sdtfl="http://schemas.microsoft.com/office/word/2024/wordml/sdtformatlock" xmlns:w16se="http://schemas.microsoft.com/office/word/2015/wordml/symex" xmlns:wpg="http://schemas.microsoft.com/office/word/2010/wordprocessingGroup" xmlns:wpi="http://schemas.microsoft.com/office/word/2010/wordprocessingInk" xmlns:wne="http://schemas.microsoft.com/office/word/2006/wordml" xmlns:wps="http://schemas.microsoft.com/office/word/2010/wordprocessingShape" mc:Ignorable="w14 w15 w16se w16cid w16 w16cex w16sdtdh w16sdtfl w16du wp14">
   <w:body>
     <w:p>
       <w:pPr>
@@ -1720,8 +1720,6 @@
           <w:szCs w:val="12"/>
         </w:rPr>
       </w:pPr>
-      <w:bookmarkStart w:id="16" w:name="_GoBack"/>
-      <w:bookmarkEnd w:id="16"/>
     </w:p>
     <w:p>
       <w:pPr>
@@ -1888,7 +1886,7 @@
         </w:rPr>
         <w:t xml:space="preserve">Elaboró: </w:t>
       </w:r>
-      <w:bookmarkStart w:id="17" w:name="_Hlk195084992"/>
+      <w:bookmarkStart w:id="16" w:name="_Hlk195084992"/>
       <w:r>
         <w:rPr>
           <w:rFonts w:ascii="Regesto Grotesk" w:hAnsi="Regesto Grotesk"/>
@@ -1897,7 +1895,7 @@
         </w:rPr>
         <w:t>XXX</w:t>
       </w:r>
-      <w:bookmarkEnd w:id="17"/>
+      <w:bookmarkEnd w:id="16"/>
       <w:r>
         <w:rPr>
           <w:rFonts w:ascii="Regesto Grotesk" w:hAnsi="Regesto Grotesk"/>
@@ -1915,7 +1913,7 @@
         <w:tab/>
         <w:t xml:space="preserve">Revisó: </w:t>
       </w:r>
-      <w:bookmarkStart w:id="18" w:name="_Hlk195084997"/>
+      <w:bookmarkStart w:id="17" w:name="_Hlk195084997"/>
       <w:r>
         <w:rPr>
           <w:rFonts w:ascii="Regesto Grotesk" w:hAnsi="Regesto Grotesk"/>
@@ -1924,7 +1922,7 @@
         </w:rPr>
         <w:t>XXX/XXX/XXX</w:t>
       </w:r>
-      <w:bookmarkEnd w:id="18"/>
+      <w:bookmarkEnd w:id="17"/>
       <w:r>
         <w:rPr>
           <w:rFonts w:ascii="Regesto Grotesk" w:hAnsi="Regesto Grotesk"/>
@@ -1958,7 +1956,7 @@
         <w:tab/>
         <w:t xml:space="preserve">Validó: </w:t>
       </w:r>
-      <w:bookmarkStart w:id="19" w:name="_Hlk195085002"/>
+      <w:bookmarkStart w:id="18" w:name="_Hlk195085002"/>
       <w:r>
         <w:rPr>
           <w:rFonts w:ascii="Regesto Grotesk" w:hAnsi="Regesto Grotesk"/>
@@ -1967,7 +1965,7 @@
         </w:rPr>
         <w:t>XXX</w:t>
       </w:r>
-      <w:bookmarkEnd w:id="19"/>
+      <w:bookmarkEnd w:id="18"/>
     </w:p>
     <w:p>
       <w:pPr>
@@ -1982,8 +1980,12 @@
       </w:pPr>
     </w:p>
     <w:sectPr>
-      <w:headerReference w:type="default" r:id="rId11"/>
-      <w:footerReference w:type="default" r:id="rId12"/>
+      <w:headerReference w:type="even" r:id="rId11"/>
+      <w:headerReference w:type="default" r:id="rId12"/>
+      <w:footerReference w:type="even" r:id="rId13"/>
+      <w:footerReference w:type="default" r:id="rId14"/>
+      <w:headerReference w:type="first" r:id="rId15"/>
+      <w:footerReference w:type="first" r:id="rId16"/>
       <w:pgSz w:w="12240" w:h="15840"/>
       <w:pgMar w:top="567" w:right="1134" w:bottom="2410" w:left="1134" w:header="567" w:footer="113" w:gutter="0"/>
       <w:cols w:space="708"/>
@@ -1994,7 +1996,7 @@
 </file>
 
 <file path=word/comments.xml><?xml version="1.0" encoding="utf-8"?>
-<w:comments xmlns:wpc="http://schemas.microsoft.com/office/word/2010/wordprocessingCanvas" xmlns:cx="http://schemas.microsoft.com/office/drawing/2014/chartex" xmlns:cx1="http://schemas.microsoft.com/office/drawing/2015/9/8/chartex" xmlns:cx2="http://schemas.microsoft.com/office/drawing/2015/10/21/chartex" xmlns:cx3="http://schemas.microsoft.com/office/drawing/2016/5/9/chartex" xmlns:cx4="http://schemas.microsoft.com/office/drawing/2016/5/10/chartex" xmlns:cx5="http://schemas.microsoft.com/office/drawing/2016/5/11/chartex" xmlns:cx6="http://schemas.microsoft.com/office/drawing/2016/5/12/chartex" xmlns:cx7="http://schemas.microsoft.com/office/drawing/2016/5/13/chartex" xmlns:cx8="http://schemas.microsoft.com/office/drawing/2016/5/14/chartex" xmlns:mc="http://schemas.openxmlformats.org/markup-compatibility/2006" xmlns:aink="http://schemas.microsoft.com/office/drawing/2016/ink" xmlns:am3d="http://schemas.microsoft.com/office/drawing/2017/model3d" xmlns:o="urn:schemas-microsoft-com:office:office" xmlns:r="http://schemas.openxmlformats.org/officeDocument/2006/relationships" xmlns:m="http://schemas.openxmlformats.org/officeDocument/2006/math" xmlns:v="urn:schemas-microsoft-com:vml" xmlns:wp14="http://schemas.microsoft.com/office/word/2010/wordprocessingDrawing" xmlns:wp="http://schemas.openxmlformats.org/drawingml/2006/wordprocessingDrawing" xmlns:w10="urn:schemas-microsoft-com:office:word" xmlns:w="http://schemas.openxmlformats.org/wordprocessingml/2006/main" xmlns:w14="http://schemas.microsoft.com/office/word/2010/wordml" xmlns:w15="http://schemas.microsoft.com/office/word/2012/wordml" xmlns:w16cid="http://schemas.microsoft.com/office/word/2016/wordml/cid" xmlns:w16se="http://schemas.microsoft.com/office/word/2015/wordml/symex" xmlns:wpg="http://schemas.microsoft.com/office/word/2010/wordprocessingGroup" xmlns:wpi="http://schemas.microsoft.com/office/word/2010/wordprocessingInk" xmlns:wne="http://schemas.microsoft.com/office/word/2006/wordml" xmlns:wps="http://schemas.microsoft.com/office/word/2010/wordprocessingShape" mc:Ignorable="w14 w15 w16se w16cid wp14">
+<w:comments xmlns:wpc="http://schemas.microsoft.com/office/word/2010/wordprocessingCanvas" xmlns:cx="http://schemas.microsoft.com/office/drawing/2014/chartex" xmlns:cx1="http://schemas.microsoft.com/office/drawing/2015/9/8/chartex" xmlns:cx2="http://schemas.microsoft.com/office/drawing/2015/10/21/chartex" xmlns:cx3="http://schemas.microsoft.com/office/drawing/2016/5/9/chartex" xmlns:cx4="http://schemas.microsoft.com/office/drawing/2016/5/10/chartex" xmlns:cx5="http://schemas.microsoft.com/office/drawing/2016/5/11/chartex" xmlns:cx6="http://schemas.microsoft.com/office/drawing/2016/5/12/chartex" xmlns:cx7="http://schemas.microsoft.com/office/drawing/2016/5/13/chartex" xmlns:cx8="http://schemas.microsoft.com/office/drawing/2016/5/14/chartex" xmlns:mc="http://schemas.openxmlformats.org/markup-compatibility/2006" xmlns:aink="http://schemas.microsoft.com/office/drawing/2016/ink" xmlns:am3d="http://schemas.microsoft.com/office/drawing/2017/model3d" xmlns:o="urn:schemas-microsoft-com:office:office" xmlns:oel="http://schemas.microsoft.com/office/2019/extlst" xmlns:r="http://schemas.openxmlformats.org/officeDocument/2006/relationships" xmlns:m="http://schemas.openxmlformats.org/officeDocument/2006/math" xmlns:v="urn:schemas-microsoft-com:vml" xmlns:wp14="http://schemas.microsoft.com/office/word/2010/wordprocessingDrawing" xmlns:wp="http://schemas.openxmlformats.org/drawingml/2006/wordprocessingDrawing" xmlns:w10="urn:schemas-microsoft-com:office:word" xmlns:w="http://schemas.openxmlformats.org/wordprocessingml/2006/main" xmlns:w14="http://schemas.microsoft.com/office/word/2010/wordml" xmlns:w15="http://schemas.microsoft.com/office/word/2012/wordml" xmlns:w16cex="http://schemas.microsoft.com/office/word/2018/wordml/cex" xmlns:w16cid="http://schemas.microsoft.com/office/word/2016/wordml/cid" xmlns:w16="http://schemas.microsoft.com/office/word/2018/wordml" xmlns:w16du="http://schemas.microsoft.com/office/word/2023/wordml/word16du" xmlns:w16sdtdh="http://schemas.microsoft.com/office/word/2020/wordml/sdtdatahash" xmlns:w16sdtfl="http://schemas.microsoft.com/office/word/2024/wordml/sdtformatlock" xmlns:w16se="http://schemas.microsoft.com/office/word/2015/wordml/symex" xmlns:wpg="http://schemas.microsoft.com/office/word/2010/wordprocessingGroup" xmlns:wpi="http://schemas.microsoft.com/office/word/2010/wordprocessingInk" xmlns:wne="http://schemas.microsoft.com/office/word/2006/wordml" xmlns:wps="http://schemas.microsoft.com/office/word/2010/wordprocessingShape" mc:Ignorable="w14 w15 w16se w16cid w16 w16cex w16sdtdh w16sdtfl w16du wp14">
   <w:comment w:id="1" w:author="SINAI ALEJANDRA BUSTAMANTE SANCHEZ" w:date="2022-02-22T17:56:00Z" w:initials="SABS">
     <w:p>
       <w:pPr>
@@ -2271,7 +2273,7 @@
 </file>
 
 <file path=word/commentsExtended.xml><?xml version="1.0" encoding="utf-8"?>
-<w15:commentsEx xmlns:wpc="http://schemas.microsoft.com/office/word/2010/wordprocessingCanvas" xmlns:cx="http://schemas.microsoft.com/office/drawing/2014/chartex" xmlns:cx1="http://schemas.microsoft.com/office/drawing/2015/9/8/chartex" xmlns:cx2="http://schemas.microsoft.com/office/drawing/2015/10/21/chartex" xmlns:cx3="http://schemas.microsoft.com/office/drawing/2016/5/9/chartex" xmlns:cx4="http://schemas.microsoft.com/office/drawing/2016/5/10/chartex" xmlns:cx5="http://schemas.microsoft.com/office/drawing/2016/5/11/chartex" xmlns:cx6="http://schemas.microsoft.com/office/drawing/2016/5/12/chartex" xmlns:cx7="http://schemas.microsoft.com/office/drawing/2016/5/13/chartex" xmlns:cx8="http://schemas.microsoft.com/office/drawing/2016/5/14/chartex" xmlns:mc="http://schemas.openxmlformats.org/markup-compatibility/2006" xmlns:aink="http://schemas.microsoft.com/office/drawing/2016/ink" xmlns:am3d="http://schemas.microsoft.com/office/drawing/2017/model3d" xmlns:o="urn:schemas-microsoft-com:office:office" xmlns:r="http://schemas.openxmlformats.org/officeDocument/2006/relationships" xmlns:m="http://schemas.openxmlformats.org/officeDocument/2006/math" xmlns:v="urn:schemas-microsoft-com:vml" xmlns:wp14="http://schemas.microsoft.com/office/word/2010/wordprocessingDrawing" xmlns:wp="http://schemas.openxmlformats.org/drawingml/2006/wordprocessingDrawing" xmlns:w10="urn:schemas-microsoft-com:office:word" xmlns:w="http://schemas.openxmlformats.org/wordprocessingml/2006/main" xmlns:w14="http://schemas.microsoft.com/office/word/2010/wordml" xmlns:w15="http://schemas.microsoft.com/office/word/2012/wordml" xmlns:w16cid="http://schemas.microsoft.com/office/word/2016/wordml/cid" xmlns:w16se="http://schemas.microsoft.com/office/word/2015/wordml/symex" xmlns:wpg="http://schemas.microsoft.com/office/word/2010/wordprocessingGroup" xmlns:wpi="http://schemas.microsoft.com/office/word/2010/wordprocessingInk" xmlns:wne="http://schemas.microsoft.com/office/word/2006/wordml" xmlns:wps="http://schemas.microsoft.com/office/word/2010/wordprocessingShape" mc:Ignorable="w14 w15 w16se w16cid wp14">
+<w15:commentsEx xmlns:wpc="http://schemas.microsoft.com/office/word/2010/wordprocessingCanvas" xmlns:cx="http://schemas.microsoft.com/office/drawing/2014/chartex" xmlns:cx1="http://schemas.microsoft.com/office/drawing/2015/9/8/chartex" xmlns:cx2="http://schemas.microsoft.com/office/drawing/2015/10/21/chartex" xmlns:cx3="http://schemas.microsoft.com/office/drawing/2016/5/9/chartex" xmlns:cx4="http://schemas.microsoft.com/office/drawing/2016/5/10/chartex" xmlns:cx5="http://schemas.microsoft.com/office/drawing/2016/5/11/chartex" xmlns:cx6="http://schemas.microsoft.com/office/drawing/2016/5/12/chartex" xmlns:cx7="http://schemas.microsoft.com/office/drawing/2016/5/13/chartex" xmlns:cx8="http://schemas.microsoft.com/office/drawing/2016/5/14/chartex" xmlns:mc="http://schemas.openxmlformats.org/markup-compatibility/2006" xmlns:aink="http://schemas.microsoft.com/office/drawing/2016/ink" xmlns:am3d="http://schemas.microsoft.com/office/drawing/2017/model3d" xmlns:o="urn:schemas-microsoft-com:office:office" xmlns:oel="http://schemas.microsoft.com/office/2019/extlst" xmlns:r="http://schemas.openxmlformats.org/officeDocument/2006/relationships" xmlns:m="http://schemas.openxmlformats.org/officeDocument/2006/math" xmlns:v="urn:schemas-microsoft-com:vml" xmlns:wp14="http://schemas.microsoft.com/office/word/2010/wordprocessingDrawing" xmlns:wp="http://schemas.openxmlformats.org/drawingml/2006/wordprocessingDrawing" xmlns:w10="urn:schemas-microsoft-com:office:word" xmlns:w="http://schemas.openxmlformats.org/wordprocessingml/2006/main" xmlns:w14="http://schemas.microsoft.com/office/word/2010/wordml" xmlns:w15="http://schemas.microsoft.com/office/word/2012/wordml" xmlns:w16cex="http://schemas.microsoft.com/office/word/2018/wordml/cex" xmlns:w16cid="http://schemas.microsoft.com/office/word/2016/wordml/cid" xmlns:w16="http://schemas.microsoft.com/office/word/2018/wordml" xmlns:w16du="http://schemas.microsoft.com/office/word/2023/wordml/word16du" xmlns:w16sdtdh="http://schemas.microsoft.com/office/word/2020/wordml/sdtdatahash" xmlns:w16sdtfl="http://schemas.microsoft.com/office/word/2024/wordml/sdtformatlock" xmlns:w16se="http://schemas.microsoft.com/office/word/2015/wordml/symex" xmlns:wpg="http://schemas.microsoft.com/office/word/2010/wordprocessingGroup" xmlns:wpi="http://schemas.microsoft.com/office/word/2010/wordprocessingInk" xmlns:wne="http://schemas.microsoft.com/office/word/2006/wordml" xmlns:wps="http://schemas.microsoft.com/office/word/2010/wordprocessingShape" mc:Ignorable="w14 w15 w16se w16cid w16 w16cex w16sdtdh w16sdtfl w16du wp14">
   <w15:commentEx w15:paraId="726187F5" w15:done="0"/>
   <w15:commentEx w15:paraId="63169178" w15:done="0"/>
   <w15:commentEx w15:paraId="73D78ABF" w15:done="0"/>
@@ -2287,7 +2289,7 @@
 </file>
 
 <file path=word/commentsIds.xml><?xml version="1.0" encoding="utf-8"?>
-<w16cid:commentsIds xmlns:wpc="http://schemas.microsoft.com/office/word/2010/wordprocessingCanvas" xmlns:cx="http://schemas.microsoft.com/office/drawing/2014/chartex" xmlns:cx1="http://schemas.microsoft.com/office/drawing/2015/9/8/chartex" xmlns:cx2="http://schemas.microsoft.com/office/drawing/2015/10/21/chartex" xmlns:cx3="http://schemas.microsoft.com/office/drawing/2016/5/9/chartex" xmlns:cx4="http://schemas.microsoft.com/office/drawing/2016/5/10/chartex" xmlns:cx5="http://schemas.microsoft.com/office/drawing/2016/5/11/chartex" xmlns:cx6="http://schemas.microsoft.com/office/drawing/2016/5/12/chartex" xmlns:cx7="http://schemas.microsoft.com/office/drawing/2016/5/13/chartex" xmlns:cx8="http://schemas.microsoft.com/office/drawing/2016/5/14/chartex" xmlns:mc="http://schemas.openxmlformats.org/markup-compatibility/2006" xmlns:aink="http://schemas.microsoft.com/office/drawing/2016/ink" xmlns:am3d="http://schemas.microsoft.com/office/drawing/2017/model3d" xmlns:o="urn:schemas-microsoft-com:office:office" xmlns:r="http://schemas.openxmlformats.org/officeDocument/2006/relationships" xmlns:m="http://schemas.openxmlformats.org/officeDocument/2006/math" xmlns:v="urn:schemas-microsoft-com:vml" xmlns:wp14="http://schemas.microsoft.com/office/word/2010/wordprocessingDrawing" xmlns:wp="http://schemas.openxmlformats.org/drawingml/2006/wordprocessingDrawing" xmlns:w10="urn:schemas-microsoft-com:office:word" xmlns:w="http://schemas.openxmlformats.org/wordprocessingml/2006/main" xmlns:w14="http://schemas.microsoft.com/office/word/2010/wordml" xmlns:w15="http://schemas.microsoft.com/office/word/2012/wordml" xmlns:w16cid="http://schemas.microsoft.com/office/word/2016/wordml/cid" xmlns:w16se="http://schemas.microsoft.com/office/word/2015/wordml/symex" xmlns:wpg="http://schemas.microsoft.com/office/word/2010/wordprocessingGroup" xmlns:wpi="http://schemas.microsoft.com/office/word/2010/wordprocessingInk" xmlns:wne="http://schemas.microsoft.com/office/word/2006/wordml" xmlns:wps="http://schemas.microsoft.com/office/word/2010/wordprocessingShape" mc:Ignorable="w14 w15 w16se w16cid wp14">
+<w16cid:commentsIds xmlns:wpc="http://schemas.microsoft.com/office/word/2010/wordprocessingCanvas" xmlns:cx="http://schemas.microsoft.com/office/drawing/2014/chartex" xmlns:cx1="http://schemas.microsoft.com/office/drawing/2015/9/8/chartex" xmlns:cx2="http://schemas.microsoft.com/office/drawing/2015/10/21/chartex" xmlns:cx3="http://schemas.microsoft.com/office/drawing/2016/5/9/chartex" xmlns:cx4="http://schemas.microsoft.com/office/drawing/2016/5/10/chartex" xmlns:cx5="http://schemas.microsoft.com/office/drawing/2016/5/11/chartex" xmlns:cx6="http://schemas.microsoft.com/office/drawing/2016/5/12/chartex" xmlns:cx7="http://schemas.microsoft.com/office/drawing/2016/5/13/chartex" xmlns:cx8="http://schemas.microsoft.com/office/drawing/2016/5/14/chartex" xmlns:mc="http://schemas.openxmlformats.org/markup-compatibility/2006" xmlns:aink="http://schemas.microsoft.com/office/drawing/2016/ink" xmlns:am3d="http://schemas.microsoft.com/office/drawing/2017/model3d" xmlns:o="urn:schemas-microsoft-com:office:office" xmlns:oel="http://schemas.microsoft.com/office/2019/extlst" xmlns:r="http://schemas.openxmlformats.org/officeDocument/2006/relationships" xmlns:m="http://schemas.openxmlformats.org/officeDocument/2006/math" xmlns:v="urn:schemas-microsoft-com:vml" xmlns:wp14="http://schemas.microsoft.com/office/word/2010/wordprocessingDrawing" xmlns:wp="http://schemas.openxmlformats.org/drawingml/2006/wordprocessingDrawing" xmlns:w10="urn:schemas-microsoft-com:office:word" xmlns:w="http://schemas.openxmlformats.org/wordprocessingml/2006/main" xmlns:w14="http://schemas.microsoft.com/office/word/2010/wordml" xmlns:w15="http://schemas.microsoft.com/office/word/2012/wordml" xmlns:w16cex="http://schemas.microsoft.com/office/word/2018/wordml/cex" xmlns:w16cid="http://schemas.microsoft.com/office/word/2016/wordml/cid" xmlns:w16="http://schemas.microsoft.com/office/word/2018/wordml" xmlns:w16du="http://schemas.microsoft.com/office/word/2023/wordml/word16du" xmlns:w16sdtdh="http://schemas.microsoft.com/office/word/2020/wordml/sdtdatahash" xmlns:w16sdtfl="http://schemas.microsoft.com/office/word/2024/wordml/sdtformatlock" xmlns:w16se="http://schemas.microsoft.com/office/word/2015/wordml/symex" xmlns:wpg="http://schemas.microsoft.com/office/word/2010/wordprocessingGroup" xmlns:wpi="http://schemas.microsoft.com/office/word/2010/wordprocessingInk" xmlns:wne="http://schemas.microsoft.com/office/word/2006/wordml" xmlns:wps="http://schemas.microsoft.com/office/word/2010/wordprocessingShape" mc:Ignorable="w14 w15 w16se w16cid w16 w16cex w16sdtdh w16sdtfl w16du wp14">
   <w16cid:commentId w16cid:paraId="726187F5" w16cid:durableId="2B3223A0"/>
   <w16cid:commentId w16cid:paraId="63169178" w16cid:durableId="260AAFA8"/>
   <w16cid:commentId w16cid:paraId="73D78ABF" w16cid:durableId="2651DE98"/>
@@ -2303,7 +2305,7 @@
 </file>
 
 <file path=word/endnotes.xml><?xml version="1.0" encoding="utf-8"?>
-<w:endnotes xmlns:wpc="http://schemas.microsoft.com/office/word/2010/wordprocessingCanvas" xmlns:cx="http://schemas.microsoft.com/office/drawing/2014/chartex" xmlns:cx1="http://schemas.microsoft.com/office/drawing/2015/9/8/chartex" xmlns:cx2="http://schemas.microsoft.com/office/drawing/2015/10/21/chartex" xmlns:cx3="http://schemas.microsoft.com/office/drawing/2016/5/9/chartex" xmlns:cx4="http://schemas.microsoft.com/office/drawing/2016/5/10/chartex" xmlns:cx5="http://schemas.microsoft.com/office/drawing/2016/5/11/chartex" xmlns:cx6="http://schemas.microsoft.com/office/drawing/2016/5/12/chartex" xmlns:cx7="http://schemas.microsoft.com/office/drawing/2016/5/13/chartex" xmlns:cx8="http://schemas.microsoft.com/office/drawing/2016/5/14/chartex" xmlns:mc="http://schemas.openxmlformats.org/markup-compatibility/2006" xmlns:aink="http://schemas.microsoft.com/office/drawing/2016/ink" xmlns:am3d="http://schemas.microsoft.com/office/drawing/2017/model3d" xmlns:o="urn:schemas-microsoft-com:office:office" xmlns:r="http://schemas.openxmlformats.org/officeDocument/2006/relationships" xmlns:m="http://schemas.openxmlformats.org/officeDocument/2006/math" xmlns:v="urn:schemas-microsoft-com:vml" xmlns:wp14="http://schemas.microsoft.com/office/word/2010/wordprocessingDrawing" xmlns:wp="http://schemas.openxmlformats.org/drawingml/2006/wordprocessingDrawing" xmlns:w10="urn:schemas-microsoft-com:office:word" xmlns:w="http://schemas.openxmlformats.org/wordprocessingml/2006/main" xmlns:w14="http://schemas.microsoft.com/office/word/2010/wordml" xmlns:w15="http://schemas.microsoft.com/office/word/2012/wordml" xmlns:w16cid="http://schemas.microsoft.com/office/word/2016/wordml/cid" xmlns:w16se="http://schemas.microsoft.com/office/word/2015/wordml/symex" xmlns:wpg="http://schemas.microsoft.com/office/word/2010/wordprocessingGroup" xmlns:wpi="http://schemas.microsoft.com/office/word/2010/wordprocessingInk" xmlns:wne="http://schemas.microsoft.com/office/word/2006/wordml" xmlns:wps="http://schemas.microsoft.com/office/word/2010/wordprocessingShape" mc:Ignorable="w14 w15 w16se w16cid wp14">
+<w:endnotes xmlns:wpc="http://schemas.microsoft.com/office/word/2010/wordprocessingCanvas" xmlns:cx="http://schemas.microsoft.com/office/drawing/2014/chartex" xmlns:cx1="http://schemas.microsoft.com/office/drawing/2015/9/8/chartex" xmlns:cx2="http://schemas.microsoft.com/office/drawing/2015/10/21/chartex" xmlns:cx3="http://schemas.microsoft.com/office/drawing/2016/5/9/chartex" xmlns:cx4="http://schemas.microsoft.com/office/drawing/2016/5/10/chartex" xmlns:cx5="http://schemas.microsoft.com/office/drawing/2016/5/11/chartex" xmlns:cx6="http://schemas.microsoft.com/office/drawing/2016/5/12/chartex" xmlns:cx7="http://schemas.microsoft.com/office/drawing/2016/5/13/chartex" xmlns:cx8="http://schemas.microsoft.com/office/drawing/2016/5/14/chartex" xmlns:mc="http://schemas.openxmlformats.org/markup-compatibility/2006" xmlns:aink="http://schemas.microsoft.com/office/drawing/2016/ink" xmlns:am3d="http://schemas.microsoft.com/office/drawing/2017/model3d" xmlns:o="urn:schemas-microsoft-com:office:office" xmlns:oel="http://schemas.microsoft.com/office/2019/extlst" xmlns:r="http://schemas.openxmlformats.org/officeDocument/2006/relationships" xmlns:m="http://schemas.openxmlformats.org/officeDocument/2006/math" xmlns:v="urn:schemas-microsoft-com:vml" xmlns:wp14="http://schemas.microsoft.com/office/word/2010/wordprocessingDrawing" xmlns:wp="http://schemas.openxmlformats.org/drawingml/2006/wordprocessingDrawing" xmlns:w10="urn:schemas-microsoft-com:office:word" xmlns:w="http://schemas.openxmlformats.org/wordprocessingml/2006/main" xmlns:w14="http://schemas.microsoft.com/office/word/2010/wordml" xmlns:w15="http://schemas.microsoft.com/office/word/2012/wordml" xmlns:w16cex="http://schemas.microsoft.com/office/word/2018/wordml/cex" xmlns:w16cid="http://schemas.microsoft.com/office/word/2016/wordml/cid" xmlns:w16="http://schemas.microsoft.com/office/word/2018/wordml" xmlns:w16du="http://schemas.microsoft.com/office/word/2023/wordml/word16du" xmlns:w16sdtdh="http://schemas.microsoft.com/office/word/2020/wordml/sdtdatahash" xmlns:w16sdtfl="http://schemas.microsoft.com/office/word/2024/wordml/sdtformatlock" xmlns:w16se="http://schemas.microsoft.com/office/word/2015/wordml/symex" xmlns:wpg="http://schemas.microsoft.com/office/word/2010/wordprocessingGroup" xmlns:wpi="http://schemas.microsoft.com/office/word/2010/wordprocessingInk" xmlns:wne="http://schemas.microsoft.com/office/word/2006/wordml" xmlns:wps="http://schemas.microsoft.com/office/word/2010/wordprocessingShape" mc:Ignorable="w14 w15 w16se w16cid w16 w16cex w16sdtdh w16sdtfl w16du wp14">
   <w:endnote w:type="separator" w:id="-1">
     <w:p>
       <w:pPr>
@@ -2328,7 +2330,17 @@
 </file>
 
 <file path=word/footer1.xml><?xml version="1.0" encoding="utf-8"?>
-<w:ftr xmlns:wpc="http://schemas.microsoft.com/office/word/2010/wordprocessingCanvas" xmlns:cx="http://schemas.microsoft.com/office/drawing/2014/chartex" xmlns:cx1="http://schemas.microsoft.com/office/drawing/2015/9/8/chartex" xmlns:cx2="http://schemas.microsoft.com/office/drawing/2015/10/21/chartex" xmlns:cx3="http://schemas.microsoft.com/office/drawing/2016/5/9/chartex" xmlns:cx4="http://schemas.microsoft.com/office/drawing/2016/5/10/chartex" xmlns:cx5="http://schemas.microsoft.com/office/drawing/2016/5/11/chartex" xmlns:cx6="http://schemas.microsoft.com/office/drawing/2016/5/12/chartex" xmlns:cx7="http://schemas.microsoft.com/office/drawing/2016/5/13/chartex" xmlns:cx8="http://schemas.microsoft.com/office/drawing/2016/5/14/chartex" xmlns:mc="http://schemas.openxmlformats.org/markup-compatibility/2006" xmlns:aink="http://schemas.microsoft.com/office/drawing/2016/ink" xmlns:am3d="http://schemas.microsoft.com/office/drawing/2017/model3d" xmlns:o="urn:schemas-microsoft-com:office:office" xmlns:r="http://schemas.openxmlformats.org/officeDocument/2006/relationships" xmlns:m="http://schemas.openxmlformats.org/officeDocument/2006/math" xmlns:v="urn:schemas-microsoft-com:vml" xmlns:wp14="http://schemas.microsoft.com/office/word/2010/wordprocessingDrawing" xmlns:wp="http://schemas.openxmlformats.org/drawingml/2006/wordprocessingDrawing" xmlns:w10="urn:schemas-microsoft-com:office:word" xmlns:w="http://schemas.openxmlformats.org/wordprocessingml/2006/main" xmlns:w14="http://schemas.microsoft.com/office/word/2010/wordml" xmlns:w15="http://schemas.microsoft.com/office/word/2012/wordml" xmlns:w16cid="http://schemas.microsoft.com/office/word/2016/wordml/cid" xmlns:w16se="http://schemas.microsoft.com/office/word/2015/wordml/symex" xmlns:wpg="http://schemas.microsoft.com/office/word/2010/wordprocessingGroup" xmlns:wpi="http://schemas.microsoft.com/office/word/2010/wordprocessingInk" xmlns:wne="http://schemas.microsoft.com/office/word/2006/wordml" xmlns:wps="http://schemas.microsoft.com/office/word/2010/wordprocessingShape" mc:Ignorable="w14 w15 w16se w16cid wp14">
+<w:ftr xmlns:wpc="http://schemas.microsoft.com/office/word/2010/wordprocessingCanvas" xmlns:cx="http://schemas.microsoft.com/office/drawing/2014/chartex" xmlns:cx1="http://schemas.microsoft.com/office/drawing/2015/9/8/chartex" xmlns:cx2="http://schemas.microsoft.com/office/drawing/2015/10/21/chartex" xmlns:cx3="http://schemas.microsoft.com/office/drawing/2016/5/9/chartex" xmlns:cx4="http://schemas.microsoft.com/office/drawing/2016/5/10/chartex" xmlns:cx5="http://schemas.microsoft.com/office/drawing/2016/5/11/chartex" xmlns:cx6="http://schemas.microsoft.com/office/drawing/2016/5/12/chartex" xmlns:cx7="http://schemas.microsoft.com/office/drawing/2016/5/13/chartex" xmlns:cx8="http://schemas.microsoft.com/office/drawing/2016/5/14/chartex" xmlns:mc="http://schemas.openxmlformats.org/markup-compatibility/2006" xmlns:aink="http://schemas.microsoft.com/office/drawing/2016/ink" xmlns:am3d="http://schemas.microsoft.com/office/drawing/2017/model3d" xmlns:o="urn:schemas-microsoft-com:office:office" xmlns:oel="http://schemas.microsoft.com/office/2019/extlst" xmlns:r="http://schemas.openxmlformats.org/officeDocument/2006/relationships" xmlns:m="http://schemas.openxmlformats.org/officeDocument/2006/math" xmlns:v="urn:schemas-microsoft-com:vml" xmlns:wp14="http://schemas.microsoft.com/office/word/2010/wordprocessingDrawing" xmlns:wp="http://schemas.openxmlformats.org/drawingml/2006/wordprocessingDrawing" xmlns:w10="urn:schemas-microsoft-com:office:word" xmlns:w="http://schemas.openxmlformats.org/wordprocessingml/2006/main" xmlns:w14="http://schemas.microsoft.com/office/word/2010/wordml" xmlns:w15="http://schemas.microsoft.com/office/word/2012/wordml" xmlns:w16cex="http://schemas.microsoft.com/office/word/2018/wordml/cex" xmlns:w16cid="http://schemas.microsoft.com/office/word/2016/wordml/cid" xmlns:w16="http://schemas.microsoft.com/office/word/2018/wordml" xmlns:w16du="http://schemas.microsoft.com/office/word/2023/wordml/word16du" xmlns:w16sdtdh="http://schemas.microsoft.com/office/word/2020/wordml/sdtdatahash" xmlns:w16sdtfl="http://schemas.microsoft.com/office/word/2024/wordml/sdtformatlock" xmlns:w16se="http://schemas.microsoft.com/office/word/2015/wordml/symex" xmlns:wpg="http://schemas.microsoft.com/office/word/2010/wordprocessingGroup" xmlns:wpi="http://schemas.microsoft.com/office/word/2010/wordprocessingInk" xmlns:wne="http://schemas.microsoft.com/office/word/2006/wordml" xmlns:wps="http://schemas.microsoft.com/office/word/2010/wordprocessingShape" mc:Ignorable="w14 w15 w16se w16cid w16 w16cex w16sdtdh w16sdtfl w16du wp14">
+  <w:p>
+    <w:pPr>
+      <w:pStyle w:val="Piedepgina"/>
+    </w:pPr>
+  </w:p>
+</w:ftr>
+</file>
+
+<file path=word/footer2.xml><?xml version="1.0" encoding="utf-8"?>
+<w:ftr xmlns:wpc="http://schemas.microsoft.com/office/word/2010/wordprocessingCanvas" xmlns:cx="http://schemas.microsoft.com/office/drawing/2014/chartex" xmlns:cx1="http://schemas.microsoft.com/office/drawing/2015/9/8/chartex" xmlns:cx2="http://schemas.microsoft.com/office/drawing/2015/10/21/chartex" xmlns:cx3="http://schemas.microsoft.com/office/drawing/2016/5/9/chartex" xmlns:cx4="http://schemas.microsoft.com/office/drawing/2016/5/10/chartex" xmlns:cx5="http://schemas.microsoft.com/office/drawing/2016/5/11/chartex" xmlns:cx6="http://schemas.microsoft.com/office/drawing/2016/5/12/chartex" xmlns:cx7="http://schemas.microsoft.com/office/drawing/2016/5/13/chartex" xmlns:cx8="http://schemas.microsoft.com/office/drawing/2016/5/14/chartex" xmlns:mc="http://schemas.openxmlformats.org/markup-compatibility/2006" xmlns:aink="http://schemas.microsoft.com/office/drawing/2016/ink" xmlns:am3d="http://schemas.microsoft.com/office/drawing/2017/model3d" xmlns:o="urn:schemas-microsoft-com:office:office" xmlns:oel="http://schemas.microsoft.com/office/2019/extlst" xmlns:r="http://schemas.openxmlformats.org/officeDocument/2006/relationships" xmlns:m="http://schemas.openxmlformats.org/officeDocument/2006/math" xmlns:v="urn:schemas-microsoft-com:vml" xmlns:wp14="http://schemas.microsoft.com/office/word/2010/wordprocessingDrawing" xmlns:wp="http://schemas.openxmlformats.org/drawingml/2006/wordprocessingDrawing" xmlns:w10="urn:schemas-microsoft-com:office:word" xmlns:w="http://schemas.openxmlformats.org/wordprocessingml/2006/main" xmlns:w14="http://schemas.microsoft.com/office/word/2010/wordml" xmlns:w15="http://schemas.microsoft.com/office/word/2012/wordml" xmlns:w16cex="http://schemas.microsoft.com/office/word/2018/wordml/cex" xmlns:w16cid="http://schemas.microsoft.com/office/word/2016/wordml/cid" xmlns:w16="http://schemas.microsoft.com/office/word/2018/wordml" xmlns:w16du="http://schemas.microsoft.com/office/word/2023/wordml/word16du" xmlns:w16sdtdh="http://schemas.microsoft.com/office/word/2020/wordml/sdtdatahash" xmlns:w16sdtfl="http://schemas.microsoft.com/office/word/2024/wordml/sdtformatlock" xmlns:w16se="http://schemas.microsoft.com/office/word/2015/wordml/symex" xmlns:wpg="http://schemas.microsoft.com/office/word/2010/wordprocessingGroup" xmlns:wpi="http://schemas.microsoft.com/office/word/2010/wordprocessingInk" xmlns:wne="http://schemas.microsoft.com/office/word/2006/wordml" xmlns:wps="http://schemas.microsoft.com/office/word/2010/wordprocessingShape" mc:Ignorable="w14 w15 w16se w16cid w16 w16cex w16sdtdh w16sdtfl w16du wp14">
   <w:tbl>
     <w:tblPr>
       <w:tblStyle w:val="Tablaconcuadrcula"/>
@@ -2739,7 +2751,6 @@
               <w:docPartUnique/>
             </w:docPartObj>
           </w:sdtPr>
-          <w:sdtEndPr/>
           <w:sdtContent>
             <w:p>
               <w:pPr>
@@ -2915,8 +2926,18 @@
 </w:ftr>
 </file>
 
+<file path=word/footer3.xml><?xml version="1.0" encoding="utf-8"?>
+<w:ftr xmlns:wpc="http://schemas.microsoft.com/office/word/2010/wordprocessingCanvas" xmlns:cx="http://schemas.microsoft.com/office/drawing/2014/chartex" xmlns:cx1="http://schemas.microsoft.com/office/drawing/2015/9/8/chartex" xmlns:cx2="http://schemas.microsoft.com/office/drawing/2015/10/21/chartex" xmlns:cx3="http://schemas.microsoft.com/office/drawing/2016/5/9/chartex" xmlns:cx4="http://schemas.microsoft.com/office/drawing/2016/5/10/chartex" xmlns:cx5="http://schemas.microsoft.com/office/drawing/2016/5/11/chartex" xmlns:cx6="http://schemas.microsoft.com/office/drawing/2016/5/12/chartex" xmlns:cx7="http://schemas.microsoft.com/office/drawing/2016/5/13/chartex" xmlns:cx8="http://schemas.microsoft.com/office/drawing/2016/5/14/chartex" xmlns:mc="http://schemas.openxmlformats.org/markup-compatibility/2006" xmlns:aink="http://schemas.microsoft.com/office/drawing/2016/ink" xmlns:am3d="http://schemas.microsoft.com/office/drawing/2017/model3d" xmlns:o="urn:schemas-microsoft-com:office:office" xmlns:oel="http://schemas.microsoft.com/office/2019/extlst" xmlns:r="http://schemas.openxmlformats.org/officeDocument/2006/relationships" xmlns:m="http://schemas.openxmlformats.org/officeDocument/2006/math" xmlns:v="urn:schemas-microsoft-com:vml" xmlns:wp14="http://schemas.microsoft.com/office/word/2010/wordprocessingDrawing" xmlns:wp="http://schemas.openxmlformats.org/drawingml/2006/wordprocessingDrawing" xmlns:w10="urn:schemas-microsoft-com:office:word" xmlns:w="http://schemas.openxmlformats.org/wordprocessingml/2006/main" xmlns:w14="http://schemas.microsoft.com/office/word/2010/wordml" xmlns:w15="http://schemas.microsoft.com/office/word/2012/wordml" xmlns:w16cex="http://schemas.microsoft.com/office/word/2018/wordml/cex" xmlns:w16cid="http://schemas.microsoft.com/office/word/2016/wordml/cid" xmlns:w16="http://schemas.microsoft.com/office/word/2018/wordml" xmlns:w16du="http://schemas.microsoft.com/office/word/2023/wordml/word16du" xmlns:w16sdtdh="http://schemas.microsoft.com/office/word/2020/wordml/sdtdatahash" xmlns:w16sdtfl="http://schemas.microsoft.com/office/word/2024/wordml/sdtformatlock" xmlns:w16se="http://schemas.microsoft.com/office/word/2015/wordml/symex" xmlns:wpg="http://schemas.microsoft.com/office/word/2010/wordprocessingGroup" xmlns:wpi="http://schemas.microsoft.com/office/word/2010/wordprocessingInk" xmlns:wne="http://schemas.microsoft.com/office/word/2006/wordml" xmlns:wps="http://schemas.microsoft.com/office/word/2010/wordprocessingShape" mc:Ignorable="w14 w15 w16se w16cid w16 w16cex w16sdtdh w16sdtfl w16du wp14">
+  <w:p>
+    <w:pPr>
+      <w:pStyle w:val="Piedepgina"/>
+    </w:pPr>
+  </w:p>
+</w:ftr>
+</file>
+
 <file path=word/footnotes.xml><?xml version="1.0" encoding="utf-8"?>
-<w:footnotes xmlns:wpc="http://schemas.microsoft.com/office/word/2010/wordprocessingCanvas" xmlns:cx="http://schemas.microsoft.com/office/drawing/2014/chartex" xmlns:cx1="http://schemas.microsoft.com/office/drawing/2015/9/8/chartex" xmlns:cx2="http://schemas.microsoft.com/office/drawing/2015/10/21/chartex" xmlns:cx3="http://schemas.microsoft.com/office/drawing/2016/5/9/chartex" xmlns:cx4="http://schemas.microsoft.com/office/drawing/2016/5/10/chartex" xmlns:cx5="http://schemas.microsoft.com/office/drawing/2016/5/11/chartex" xmlns:cx6="http://schemas.microsoft.com/office/drawing/2016/5/12/chartex" xmlns:cx7="http://schemas.microsoft.com/office/drawing/2016/5/13/chartex" xmlns:cx8="http://schemas.microsoft.com/office/drawing/2016/5/14/chartex" xmlns:mc="http://schemas.openxmlformats.org/markup-compatibility/2006" xmlns:aink="http://schemas.microsoft.com/office/drawing/2016/ink" xmlns:am3d="http://schemas.microsoft.com/office/drawing/2017/model3d" xmlns:o="urn:schemas-microsoft-com:office:office" xmlns:r="http://schemas.openxmlformats.org/officeDocument/2006/relationships" xmlns:m="http://schemas.openxmlformats.org/officeDocument/2006/math" xmlns:v="urn:schemas-microsoft-com:vml" xmlns:wp14="http://schemas.microsoft.com/office/word/2010/wordprocessingDrawing" xmlns:wp="http://schemas.openxmlformats.org/drawingml/2006/wordprocessingDrawing" xmlns:w10="urn:schemas-microsoft-com:office:word" xmlns:w="http://schemas.openxmlformats.org/wordprocessingml/2006/main" xmlns:w14="http://schemas.microsoft.com/office/word/2010/wordml" xmlns:w15="http://schemas.microsoft.com/office/word/2012/wordml" xmlns:w16cid="http://schemas.microsoft.com/office/word/2016/wordml/cid" xmlns:w16se="http://schemas.microsoft.com/office/word/2015/wordml/symex" xmlns:wpg="http://schemas.microsoft.com/office/word/2010/wordprocessingGroup" xmlns:wpi="http://schemas.microsoft.com/office/word/2010/wordprocessingInk" xmlns:wne="http://schemas.microsoft.com/office/word/2006/wordml" xmlns:wps="http://schemas.microsoft.com/office/word/2010/wordprocessingShape" mc:Ignorable="w14 w15 w16se w16cid wp14">
+<w:footnotes xmlns:wpc="http://schemas.microsoft.com/office/word/2010/wordprocessingCanvas" xmlns:cx="http://schemas.microsoft.com/office/drawing/2014/chartex" xmlns:cx1="http://schemas.microsoft.com/office/drawing/2015/9/8/chartex" xmlns:cx2="http://schemas.microsoft.com/office/drawing/2015/10/21/chartex" xmlns:cx3="http://schemas.microsoft.com/office/drawing/2016/5/9/chartex" xmlns:cx4="http://schemas.microsoft.com/office/drawing/2016/5/10/chartex" xmlns:cx5="http://schemas.microsoft.com/office/drawing/2016/5/11/chartex" xmlns:cx6="http://schemas.microsoft.com/office/drawing/2016/5/12/chartex" xmlns:cx7="http://schemas.microsoft.com/office/drawing/2016/5/13/chartex" xmlns:cx8="http://schemas.microsoft.com/office/drawing/2016/5/14/chartex" xmlns:mc="http://schemas.openxmlformats.org/markup-compatibility/2006" xmlns:aink="http://schemas.microsoft.com/office/drawing/2016/ink" xmlns:am3d="http://schemas.microsoft.com/office/drawing/2017/model3d" xmlns:o="urn:schemas-microsoft-com:office:office" xmlns:oel="http://schemas.microsoft.com/office/2019/extlst" xmlns:r="http://schemas.openxmlformats.org/officeDocument/2006/relationships" xmlns:m="http://schemas.openxmlformats.org/officeDocument/2006/math" xmlns:v="urn:schemas-microsoft-com:vml" xmlns:wp14="http://schemas.microsoft.com/office/word/2010/wordprocessingDrawing" xmlns:wp="http://schemas.openxmlformats.org/drawingml/2006/wordprocessingDrawing" xmlns:w10="urn:schemas-microsoft-com:office:word" xmlns:w="http://schemas.openxmlformats.org/wordprocessingml/2006/main" xmlns:w14="http://schemas.microsoft.com/office/word/2010/wordml" xmlns:w15="http://schemas.microsoft.com/office/word/2012/wordml" xmlns:w16cex="http://schemas.microsoft.com/office/word/2018/wordml/cex" xmlns:w16cid="http://schemas.microsoft.com/office/word/2016/wordml/cid" xmlns:w16="http://schemas.microsoft.com/office/word/2018/wordml" xmlns:w16du="http://schemas.microsoft.com/office/word/2023/wordml/word16du" xmlns:w16sdtdh="http://schemas.microsoft.com/office/word/2020/wordml/sdtdatahash" xmlns:w16sdtfl="http://schemas.microsoft.com/office/word/2024/wordml/sdtformatlock" xmlns:w16se="http://schemas.microsoft.com/office/word/2015/wordml/symex" xmlns:wpg="http://schemas.microsoft.com/office/word/2010/wordprocessingGroup" xmlns:wpi="http://schemas.microsoft.com/office/word/2010/wordprocessingInk" xmlns:wne="http://schemas.microsoft.com/office/word/2006/wordml" xmlns:wps="http://schemas.microsoft.com/office/word/2010/wordprocessingShape" mc:Ignorable="w14 w15 w16se w16cid w16 w16cex w16sdtdh w16sdtfl w16du wp14">
   <w:footnote w:type="separator" w:id="-1">
     <w:p>
       <w:pPr>
@@ -2941,7 +2962,17 @@
 </file>
 
 <file path=word/header1.xml><?xml version="1.0" encoding="utf-8"?>
-<w:hdr xmlns:wpc="http://schemas.microsoft.com/office/word/2010/wordprocessingCanvas" xmlns:cx="http://schemas.microsoft.com/office/drawing/2014/chartex" xmlns:cx1="http://schemas.microsoft.com/office/drawing/2015/9/8/chartex" xmlns:cx2="http://schemas.microsoft.com/office/drawing/2015/10/21/chartex" xmlns:cx3="http://schemas.microsoft.com/office/drawing/2016/5/9/chartex" xmlns:cx4="http://schemas.microsoft.com/office/drawing/2016/5/10/chartex" xmlns:cx5="http://schemas.microsoft.com/office/drawing/2016/5/11/chartex" xmlns:cx6="http://schemas.microsoft.com/office/drawing/2016/5/12/chartex" xmlns:cx7="http://schemas.microsoft.com/office/drawing/2016/5/13/chartex" xmlns:cx8="http://schemas.microsoft.com/office/drawing/2016/5/14/chartex" xmlns:mc="http://schemas.openxmlformats.org/markup-compatibility/2006" xmlns:aink="http://schemas.microsoft.com/office/drawing/2016/ink" xmlns:am3d="http://schemas.microsoft.com/office/drawing/2017/model3d" xmlns:o="urn:schemas-microsoft-com:office:office" xmlns:r="http://schemas.openxmlformats.org/officeDocument/2006/relationships" xmlns:m="http://schemas.openxmlformats.org/officeDocument/2006/math" xmlns:v="urn:schemas-microsoft-com:vml" xmlns:wp14="http://schemas.microsoft.com/office/word/2010/wordprocessingDrawing" xmlns:wp="http://schemas.openxmlformats.org/drawingml/2006/wordprocessingDrawing" xmlns:w10="urn:schemas-microsoft-com:office:word" xmlns:w="http://schemas.openxmlformats.org/wordprocessingml/2006/main" xmlns:w14="http://schemas.microsoft.com/office/word/2010/wordml" xmlns:w15="http://schemas.microsoft.com/office/word/2012/wordml" xmlns:w16cid="http://schemas.microsoft.com/office/word/2016/wordml/cid" xmlns:w16se="http://schemas.microsoft.com/office/word/2015/wordml/symex" xmlns:wpg="http://schemas.microsoft.com/office/word/2010/wordprocessingGroup" xmlns:wpi="http://schemas.microsoft.com/office/word/2010/wordprocessingInk" xmlns:wne="http://schemas.microsoft.com/office/word/2006/wordml" xmlns:wps="http://schemas.microsoft.com/office/word/2010/wordprocessingShape" mc:Ignorable="w14 w15 w16se w16cid wp14">
+<w:hdr xmlns:wpc="http://schemas.microsoft.com/office/word/2010/wordprocessingCanvas" xmlns:cx="http://schemas.microsoft.com/office/drawing/2014/chartex" xmlns:cx1="http://schemas.microsoft.com/office/drawing/2015/9/8/chartex" xmlns:cx2="http://schemas.microsoft.com/office/drawing/2015/10/21/chartex" xmlns:cx3="http://schemas.microsoft.com/office/drawing/2016/5/9/chartex" xmlns:cx4="http://schemas.microsoft.com/office/drawing/2016/5/10/chartex" xmlns:cx5="http://schemas.microsoft.com/office/drawing/2016/5/11/chartex" xmlns:cx6="http://schemas.microsoft.com/office/drawing/2016/5/12/chartex" xmlns:cx7="http://schemas.microsoft.com/office/drawing/2016/5/13/chartex" xmlns:cx8="http://schemas.microsoft.com/office/drawing/2016/5/14/chartex" xmlns:mc="http://schemas.openxmlformats.org/markup-compatibility/2006" xmlns:aink="http://schemas.microsoft.com/office/drawing/2016/ink" xmlns:am3d="http://schemas.microsoft.com/office/drawing/2017/model3d" xmlns:o="urn:schemas-microsoft-com:office:office" xmlns:oel="http://schemas.microsoft.com/office/2019/extlst" xmlns:r="http://schemas.openxmlformats.org/officeDocument/2006/relationships" xmlns:m="http://schemas.openxmlformats.org/officeDocument/2006/math" xmlns:v="urn:schemas-microsoft-com:vml" xmlns:wp14="http://schemas.microsoft.com/office/word/2010/wordprocessingDrawing" xmlns:wp="http://schemas.openxmlformats.org/drawingml/2006/wordprocessingDrawing" xmlns:w10="urn:schemas-microsoft-com:office:word" xmlns:w="http://schemas.openxmlformats.org/wordprocessingml/2006/main" xmlns:w14="http://schemas.microsoft.com/office/word/2010/wordml" xmlns:w15="http://schemas.microsoft.com/office/word/2012/wordml" xmlns:w16cex="http://schemas.microsoft.com/office/word/2018/wordml/cex" xmlns:w16cid="http://schemas.microsoft.com/office/word/2016/wordml/cid" xmlns:w16="http://schemas.microsoft.com/office/word/2018/wordml" xmlns:w16du="http://schemas.microsoft.com/office/word/2023/wordml/word16du" xmlns:w16sdtdh="http://schemas.microsoft.com/office/word/2020/wordml/sdtdatahash" xmlns:w16sdtfl="http://schemas.microsoft.com/office/word/2024/wordml/sdtformatlock" xmlns:w16se="http://schemas.microsoft.com/office/word/2015/wordml/symex" xmlns:wpg="http://schemas.microsoft.com/office/word/2010/wordprocessingGroup" xmlns:wpi="http://schemas.microsoft.com/office/word/2010/wordprocessingInk" xmlns:wne="http://schemas.microsoft.com/office/word/2006/wordml" xmlns:wps="http://schemas.microsoft.com/office/word/2010/wordprocessingShape" mc:Ignorable="w14 w15 w16se w16cid w16 w16cex w16sdtdh w16sdtfl w16du wp14">
+  <w:p>
+    <w:pPr>
+      <w:pStyle w:val="Encabezado"/>
+    </w:pPr>
+  </w:p>
+</w:hdr>
+</file>
+
+<file path=word/header2.xml><?xml version="1.0" encoding="utf-8"?>
+<w:hdr xmlns:wpc="http://schemas.microsoft.com/office/word/2010/wordprocessingCanvas" xmlns:cx="http://schemas.microsoft.com/office/drawing/2014/chartex" xmlns:cx1="http://schemas.microsoft.com/office/drawing/2015/9/8/chartex" xmlns:cx2="http://schemas.microsoft.com/office/drawing/2015/10/21/chartex" xmlns:cx3="http://schemas.microsoft.com/office/drawing/2016/5/9/chartex" xmlns:cx4="http://schemas.microsoft.com/office/drawing/2016/5/10/chartex" xmlns:cx5="http://schemas.microsoft.com/office/drawing/2016/5/11/chartex" xmlns:cx6="http://schemas.microsoft.com/office/drawing/2016/5/12/chartex" xmlns:cx7="http://schemas.microsoft.com/office/drawing/2016/5/13/chartex" xmlns:cx8="http://schemas.microsoft.com/office/drawing/2016/5/14/chartex" xmlns:mc="http://schemas.openxmlformats.org/markup-compatibility/2006" xmlns:aink="http://schemas.microsoft.com/office/drawing/2016/ink" xmlns:am3d="http://schemas.microsoft.com/office/drawing/2017/model3d" xmlns:o="urn:schemas-microsoft-com:office:office" xmlns:oel="http://schemas.microsoft.com/office/2019/extlst" xmlns:r="http://schemas.openxmlformats.org/officeDocument/2006/relationships" xmlns:m="http://schemas.openxmlformats.org/officeDocument/2006/math" xmlns:v="urn:schemas-microsoft-com:vml" xmlns:wp14="http://schemas.microsoft.com/office/word/2010/wordprocessingDrawing" xmlns:wp="http://schemas.openxmlformats.org/drawingml/2006/wordprocessingDrawing" xmlns:w10="urn:schemas-microsoft-com:office:word" xmlns:w="http://schemas.openxmlformats.org/wordprocessingml/2006/main" xmlns:w14="http://schemas.microsoft.com/office/word/2010/wordml" xmlns:w15="http://schemas.microsoft.com/office/word/2012/wordml" xmlns:w16cex="http://schemas.microsoft.com/office/word/2018/wordml/cex" xmlns:w16cid="http://schemas.microsoft.com/office/word/2016/wordml/cid" xmlns:w16="http://schemas.microsoft.com/office/word/2018/wordml" xmlns:w16du="http://schemas.microsoft.com/office/word/2023/wordml/word16du" xmlns:w16sdtdh="http://schemas.microsoft.com/office/word/2020/wordml/sdtdatahash" xmlns:w16sdtfl="http://schemas.microsoft.com/office/word/2024/wordml/sdtformatlock" xmlns:w16se="http://schemas.microsoft.com/office/word/2015/wordml/symex" xmlns:wpg="http://schemas.microsoft.com/office/word/2010/wordprocessingGroup" xmlns:wpi="http://schemas.microsoft.com/office/word/2010/wordprocessingInk" xmlns:wne="http://schemas.microsoft.com/office/word/2006/wordml" xmlns:wps="http://schemas.microsoft.com/office/word/2010/wordprocessingShape" mc:Ignorable="w14 w15 w16se w16cid w16 w16cex w16sdtdh w16sdtfl w16du wp14">
   <w:tbl>
     <w:tblPr>
       <w:tblStyle w:val="Tablaconcuadrcula"/>
@@ -2981,7 +3012,7 @@
               <w:szCs w:val="16"/>
             </w:rPr>
           </w:pPr>
-          <w:bookmarkStart w:id="20" w:name="_Hlk194568822"/>
+          <w:bookmarkStart w:id="19" w:name="_Hlk194568822"/>
           <w:r>
             <w:rPr>
               <w:rFonts w:ascii="Athelas" w:hAnsi="Athelas"/>
@@ -3044,10 +3075,9 @@
         <w:p>
           <w:pPr>
             <w:pStyle w:val="Encabezado"/>
-            <w:spacing w:before="120"/>
             <w:jc w:val="center"/>
             <w:rPr>
-              <w:rFonts w:ascii="Regesto Grotesk" w:hAnsi="Regesto Grotesk"/>
+              <w:rFonts w:ascii="Athelas" w:hAnsi="Athelas"/>
               <w:b/>
               <w:spacing w:val="-4"/>
               <w:sz w:val="16"/>
@@ -3062,27 +3092,7 @@
               <w:sz w:val="16"/>
               <w:szCs w:val="16"/>
             </w:rPr>
-            <w:t>“2025. Bicentenario de la vida municipal en el Estado de México</w:t>
-          </w:r>
-          <w:r>
-            <w:rPr>
-              <w:rFonts w:ascii="Regesto Grotesk" w:hAnsi="Regesto Grotesk"/>
-              <w:b/>
-              <w:spacing w:val="-4"/>
-              <w:sz w:val="16"/>
-              <w:szCs w:val="16"/>
-            </w:rPr>
-            <w:t>”</w:t>
-          </w:r>
-          <w:r>
-            <w:rPr>
-              <w:rFonts w:ascii="Regesto Grotesk" w:hAnsi="Regesto Grotesk"/>
-              <w:b/>
-              <w:spacing w:val="-4"/>
-              <w:sz w:val="16"/>
-              <w:szCs w:val="16"/>
-            </w:rPr>
-            <w:t>.</w:t>
+            <w:t>“2026. Año del Humanismo Mexicano en el Estado de México”.</w:t>
           </w:r>
         </w:p>
         <w:p>
@@ -3107,7 +3117,7 @@
         </w:p>
       </w:tc>
     </w:tr>
-    <w:bookmarkEnd w:id="20"/>
+    <w:bookmarkEnd w:id="19"/>
   </w:tbl>
   <w:p>
     <w:pPr>
@@ -3271,8 +3281,18 @@
 </w:hdr>
 </file>
 
+<file path=word/header3.xml><?xml version="1.0" encoding="utf-8"?>
+<w:hdr xmlns:wpc="http://schemas.microsoft.com/office/word/2010/wordprocessingCanvas" xmlns:cx="http://schemas.microsoft.com/office/drawing/2014/chartex" xmlns:cx1="http://schemas.microsoft.com/office/drawing/2015/9/8/chartex" xmlns:cx2="http://schemas.microsoft.com/office/drawing/2015/10/21/chartex" xmlns:cx3="http://schemas.microsoft.com/office/drawing/2016/5/9/chartex" xmlns:cx4="http://schemas.microsoft.com/office/drawing/2016/5/10/chartex" xmlns:cx5="http://schemas.microsoft.com/office/drawing/2016/5/11/chartex" xmlns:cx6="http://schemas.microsoft.com/office/drawing/2016/5/12/chartex" xmlns:cx7="http://schemas.microsoft.com/office/drawing/2016/5/13/chartex" xmlns:cx8="http://schemas.microsoft.com/office/drawing/2016/5/14/chartex" xmlns:mc="http://schemas.openxmlformats.org/markup-compatibility/2006" xmlns:aink="http://schemas.microsoft.com/office/drawing/2016/ink" xmlns:am3d="http://schemas.microsoft.com/office/drawing/2017/model3d" xmlns:o="urn:schemas-microsoft-com:office:office" xmlns:oel="http://schemas.microsoft.com/office/2019/extlst" xmlns:r="http://schemas.openxmlformats.org/officeDocument/2006/relationships" xmlns:m="http://schemas.openxmlformats.org/officeDocument/2006/math" xmlns:v="urn:schemas-microsoft-com:vml" xmlns:wp14="http://schemas.microsoft.com/office/word/2010/wordprocessingDrawing" xmlns:wp="http://schemas.openxmlformats.org/drawingml/2006/wordprocessingDrawing" xmlns:w10="urn:schemas-microsoft-com:office:word" xmlns:w="http://schemas.openxmlformats.org/wordprocessingml/2006/main" xmlns:w14="http://schemas.microsoft.com/office/word/2010/wordml" xmlns:w15="http://schemas.microsoft.com/office/word/2012/wordml" xmlns:w16cex="http://schemas.microsoft.com/office/word/2018/wordml/cex" xmlns:w16cid="http://schemas.microsoft.com/office/word/2016/wordml/cid" xmlns:w16="http://schemas.microsoft.com/office/word/2018/wordml" xmlns:w16du="http://schemas.microsoft.com/office/word/2023/wordml/word16du" xmlns:w16sdtdh="http://schemas.microsoft.com/office/word/2020/wordml/sdtdatahash" xmlns:w16sdtfl="http://schemas.microsoft.com/office/word/2024/wordml/sdtformatlock" xmlns:w16se="http://schemas.microsoft.com/office/word/2015/wordml/symex" xmlns:wpg="http://schemas.microsoft.com/office/word/2010/wordprocessingGroup" xmlns:wpi="http://schemas.microsoft.com/office/word/2010/wordprocessingInk" xmlns:wne="http://schemas.microsoft.com/office/word/2006/wordml" xmlns:wps="http://schemas.microsoft.com/office/word/2010/wordprocessingShape" mc:Ignorable="w14 w15 w16se w16cid w16 w16cex w16sdtdh w16sdtfl w16du wp14">
+  <w:p>
+    <w:pPr>
+      <w:pStyle w:val="Encabezado"/>
+    </w:pPr>
+  </w:p>
+</w:hdr>
+</file>
+
 <file path=word/numbering.xml><?xml version="1.0" encoding="utf-8"?>
-<w:numbering xmlns:wpc="http://schemas.microsoft.com/office/word/2010/wordprocessingCanvas" xmlns:cx="http://schemas.microsoft.com/office/drawing/2014/chartex" xmlns:cx1="http://schemas.microsoft.com/office/drawing/2015/9/8/chartex" xmlns:cx2="http://schemas.microsoft.com/office/drawing/2015/10/21/chartex" xmlns:cx3="http://schemas.microsoft.com/office/drawing/2016/5/9/chartex" xmlns:cx4="http://schemas.microsoft.com/office/drawing/2016/5/10/chartex" xmlns:cx5="http://schemas.microsoft.com/office/drawing/2016/5/11/chartex" xmlns:cx6="http://schemas.microsoft.com/office/drawing/2016/5/12/chartex" xmlns:cx7="http://schemas.microsoft.com/office/drawing/2016/5/13/chartex" xmlns:cx8="http://schemas.microsoft.com/office/drawing/2016/5/14/chartex" xmlns:mc="http://schemas.openxmlformats.org/markup-compatibility/2006" xmlns:aink="http://schemas.microsoft.com/office/drawing/2016/ink" xmlns:am3d="http://schemas.microsoft.com/office/drawing/2017/model3d" xmlns:o="urn:schemas-microsoft-com:office:office" xmlns:r="http://schemas.openxmlformats.org/officeDocument/2006/relationships" xmlns:m="http://schemas.openxmlformats.org/officeDocument/2006/math" xmlns:v="urn:schemas-microsoft-com:vml" xmlns:wp14="http://schemas.microsoft.com/office/word/2010/wordprocessingDrawing" xmlns:wp="http://schemas.openxmlformats.org/drawingml/2006/wordprocessingDrawing" xmlns:w10="urn:schemas-microsoft-com:office:word" xmlns:w="http://schemas.openxmlformats.org/wordprocessingml/2006/main" xmlns:w14="http://schemas.microsoft.com/office/word/2010/wordml" xmlns:w15="http://schemas.microsoft.com/office/word/2012/wordml" xmlns:w16cid="http://schemas.microsoft.com/office/word/2016/wordml/cid" xmlns:w16se="http://schemas.microsoft.com/office/word/2015/wordml/symex" xmlns:wpg="http://schemas.microsoft.com/office/word/2010/wordprocessingGroup" xmlns:wpi="http://schemas.microsoft.com/office/word/2010/wordprocessingInk" xmlns:wne="http://schemas.microsoft.com/office/word/2006/wordml" xmlns:wps="http://schemas.microsoft.com/office/word/2010/wordprocessingShape" mc:Ignorable="w14 w15 w16se w16cid wp14">
+<w:numbering xmlns:wpc="http://schemas.microsoft.com/office/word/2010/wordprocessingCanvas" xmlns:cx="http://schemas.microsoft.com/office/drawing/2014/chartex" xmlns:cx1="http://schemas.microsoft.com/office/drawing/2015/9/8/chartex" xmlns:cx2="http://schemas.microsoft.com/office/drawing/2015/10/21/chartex" xmlns:cx3="http://schemas.microsoft.com/office/drawing/2016/5/9/chartex" xmlns:cx4="http://schemas.microsoft.com/office/drawing/2016/5/10/chartex" xmlns:cx5="http://schemas.microsoft.com/office/drawing/2016/5/11/chartex" xmlns:cx6="http://schemas.microsoft.com/office/drawing/2016/5/12/chartex" xmlns:cx7="http://schemas.microsoft.com/office/drawing/2016/5/13/chartex" xmlns:cx8="http://schemas.microsoft.com/office/drawing/2016/5/14/chartex" xmlns:mc="http://schemas.openxmlformats.org/markup-compatibility/2006" xmlns:aink="http://schemas.microsoft.com/office/drawing/2016/ink" xmlns:am3d="http://schemas.microsoft.com/office/drawing/2017/model3d" xmlns:o="urn:schemas-microsoft-com:office:office" xmlns:oel="http://schemas.microsoft.com/office/2019/extlst" xmlns:r="http://schemas.openxmlformats.org/officeDocument/2006/relationships" xmlns:m="http://schemas.openxmlformats.org/officeDocument/2006/math" xmlns:v="urn:schemas-microsoft-com:vml" xmlns:wp14="http://schemas.microsoft.com/office/word/2010/wordprocessingDrawing" xmlns:wp="http://schemas.openxmlformats.org/drawingml/2006/wordprocessingDrawing" xmlns:w10="urn:schemas-microsoft-com:office:word" xmlns:w="http://schemas.openxmlformats.org/wordprocessingml/2006/main" xmlns:w14="http://schemas.microsoft.com/office/word/2010/wordml" xmlns:w15="http://schemas.microsoft.com/office/word/2012/wordml" xmlns:w16cex="http://schemas.microsoft.com/office/word/2018/wordml/cex" xmlns:w16cid="http://schemas.microsoft.com/office/word/2016/wordml/cid" xmlns:w16="http://schemas.microsoft.com/office/word/2018/wordml" xmlns:w16du="http://schemas.microsoft.com/office/word/2023/wordml/word16du" xmlns:w16sdtdh="http://schemas.microsoft.com/office/word/2020/wordml/sdtdatahash" xmlns:w16sdtfl="http://schemas.microsoft.com/office/word/2024/wordml/sdtformatlock" xmlns:w16se="http://schemas.microsoft.com/office/word/2015/wordml/symex" xmlns:wpg="http://schemas.microsoft.com/office/word/2010/wordprocessingGroup" xmlns:wpi="http://schemas.microsoft.com/office/word/2010/wordprocessingInk" xmlns:wne="http://schemas.microsoft.com/office/word/2006/wordml" xmlns:wps="http://schemas.microsoft.com/office/word/2010/wordprocessingShape" mc:Ignorable="w14 w15 w16se w16cid w16 w16cex w16sdtdh w16sdtfl w16du wp14">
   <w:abstractNum w:abstractNumId="0" w15:restartNumberingAfterBreak="0">
     <w:nsid w:val="1BDC0995"/>
     <w:multiLevelType w:val="hybridMultilevel"/>
@@ -3611,20 +3631,20 @@
       </w:rPr>
     </w:lvl>
   </w:abstractNum>
-  <w:num w:numId="1">
+  <w:num w:numId="1" w16cid:durableId="1242957093">
     <w:abstractNumId w:val="2"/>
   </w:num>
-  <w:num w:numId="2">
+  <w:num w:numId="2" w16cid:durableId="880095075">
     <w:abstractNumId w:val="1"/>
   </w:num>
-  <w:num w:numId="3">
+  <w:num w:numId="3" w16cid:durableId="914975815">
     <w:abstractNumId w:val="0"/>
   </w:num>
 </w:numbering>
 </file>
 
 <file path=word/people.xml><?xml version="1.0" encoding="utf-8"?>
-<w15:people xmlns:wpc="http://schemas.microsoft.com/office/word/2010/wordprocessingCanvas" xmlns:cx="http://schemas.microsoft.com/office/drawing/2014/chartex" xmlns:cx1="http://schemas.microsoft.com/office/drawing/2015/9/8/chartex" xmlns:cx2="http://schemas.microsoft.com/office/drawing/2015/10/21/chartex" xmlns:cx3="http://schemas.microsoft.com/office/drawing/2016/5/9/chartex" xmlns:cx4="http://schemas.microsoft.com/office/drawing/2016/5/10/chartex" xmlns:cx5="http://schemas.microsoft.com/office/drawing/2016/5/11/chartex" xmlns:cx6="http://schemas.microsoft.com/office/drawing/2016/5/12/chartex" xmlns:cx7="http://schemas.microsoft.com/office/drawing/2016/5/13/chartex" xmlns:cx8="http://schemas.microsoft.com/office/drawing/2016/5/14/chartex" xmlns:mc="http://schemas.openxmlformats.org/markup-compatibility/2006" xmlns:aink="http://schemas.microsoft.com/office/drawing/2016/ink" xmlns:am3d="http://schemas.microsoft.com/office/drawing/2017/model3d" xmlns:o="urn:schemas-microsoft-com:office:office" xmlns:r="http://schemas.openxmlformats.org/officeDocument/2006/relationships" xmlns:m="http://schemas.openxmlformats.org/officeDocument/2006/math" xmlns:v="urn:schemas-microsoft-com:vml" xmlns:wp14="http://schemas.microsoft.com/office/word/2010/wordprocessingDrawing" xmlns:wp="http://schemas.openxmlformats.org/drawingml/2006/wordprocessingDrawing" xmlns:w10="urn:schemas-microsoft-com:office:word" xmlns:w="http://schemas.openxmlformats.org/wordprocessingml/2006/main" xmlns:w14="http://schemas.microsoft.com/office/word/2010/wordml" xmlns:w15="http://schemas.microsoft.com/office/word/2012/wordml" xmlns:w16cid="http://schemas.microsoft.com/office/word/2016/wordml/cid" xmlns:w16se="http://schemas.microsoft.com/office/word/2015/wordml/symex" xmlns:wpg="http://schemas.microsoft.com/office/word/2010/wordprocessingGroup" xmlns:wpi="http://schemas.microsoft.com/office/word/2010/wordprocessingInk" xmlns:wne="http://schemas.microsoft.com/office/word/2006/wordml" xmlns:wps="http://schemas.microsoft.com/office/word/2010/wordprocessingShape" mc:Ignorable="w14 w15 w16se w16cid wp14">
+<w15:people xmlns:wpc="http://schemas.microsoft.com/office/word/2010/wordprocessingCanvas" xmlns:cx="http://schemas.microsoft.com/office/drawing/2014/chartex" xmlns:cx1="http://schemas.microsoft.com/office/drawing/2015/9/8/chartex" xmlns:cx2="http://schemas.microsoft.com/office/drawing/2015/10/21/chartex" xmlns:cx3="http://schemas.microsoft.com/office/drawing/2016/5/9/chartex" xmlns:cx4="http://schemas.microsoft.com/office/drawing/2016/5/10/chartex" xmlns:cx5="http://schemas.microsoft.com/office/drawing/2016/5/11/chartex" xmlns:cx6="http://schemas.microsoft.com/office/drawing/2016/5/12/chartex" xmlns:cx7="http://schemas.microsoft.com/office/drawing/2016/5/13/chartex" xmlns:cx8="http://schemas.microsoft.com/office/drawing/2016/5/14/chartex" xmlns:mc="http://schemas.openxmlformats.org/markup-compatibility/2006" xmlns:aink="http://schemas.microsoft.com/office/drawing/2016/ink" xmlns:am3d="http://schemas.microsoft.com/office/drawing/2017/model3d" xmlns:o="urn:schemas-microsoft-com:office:office" xmlns:oel="http://schemas.microsoft.com/office/2019/extlst" xmlns:r="http://schemas.openxmlformats.org/officeDocument/2006/relationships" xmlns:m="http://schemas.openxmlformats.org/officeDocument/2006/math" xmlns:v="urn:schemas-microsoft-com:vml" xmlns:wp14="http://schemas.microsoft.com/office/word/2010/wordprocessingDrawing" xmlns:wp="http://schemas.openxmlformats.org/drawingml/2006/wordprocessingDrawing" xmlns:w10="urn:schemas-microsoft-com:office:word" xmlns:w="http://schemas.openxmlformats.org/wordprocessingml/2006/main" xmlns:w14="http://schemas.microsoft.com/office/word/2010/wordml" xmlns:w15="http://schemas.microsoft.com/office/word/2012/wordml" xmlns:w16cex="http://schemas.microsoft.com/office/word/2018/wordml/cex" xmlns:w16cid="http://schemas.microsoft.com/office/word/2016/wordml/cid" xmlns:w16="http://schemas.microsoft.com/office/word/2018/wordml" xmlns:w16du="http://schemas.microsoft.com/office/word/2023/wordml/word16du" xmlns:w16sdtdh="http://schemas.microsoft.com/office/word/2020/wordml/sdtdatahash" xmlns:w16sdtfl="http://schemas.microsoft.com/office/word/2024/wordml/sdtformatlock" xmlns:w16se="http://schemas.microsoft.com/office/word/2015/wordml/symex" xmlns:wpg="http://schemas.microsoft.com/office/word/2010/wordprocessingGroup" xmlns:wpi="http://schemas.microsoft.com/office/word/2010/wordprocessingInk" xmlns:wne="http://schemas.microsoft.com/office/word/2006/wordml" xmlns:wps="http://schemas.microsoft.com/office/word/2010/wordprocessingShape" mc:Ignorable="w14 w15 w16se w16cid w16 w16cex w16sdtdh w16sdtfl w16du wp14">
   <w15:person w15:author="SINAI ALEJANDRA BUSTAMANTE SANCHEZ">
     <w15:presenceInfo w15:providerId="AD" w15:userId="S-1-5-21-2181215472-2503910162-2911420252-2446"/>
   </w15:person>
@@ -3635,7 +3655,7 @@
 </file>
 
 <file path=word/styles.xml><?xml version="1.0" encoding="utf-8"?>
-<w:styles xmlns:mc="http://schemas.openxmlformats.org/markup-compatibility/2006" xmlns:r="http://schemas.openxmlformats.org/officeDocument/2006/relationships" xmlns:w="http://schemas.openxmlformats.org/wordprocessingml/2006/main" xmlns:w14="http://schemas.microsoft.com/office/word/2010/wordml" xmlns:w15="http://schemas.microsoft.com/office/word/2012/wordml" xmlns:w16cid="http://schemas.microsoft.com/office/word/2016/wordml/cid" xmlns:w16se="http://schemas.microsoft.com/office/word/2015/wordml/symex" mc:Ignorable="w14 w15 w16se w16cid">
+<w:styles xmlns:mc="http://schemas.openxmlformats.org/markup-compatibility/2006" xmlns:r="http://schemas.openxmlformats.org/officeDocument/2006/relationships" xmlns:w="http://schemas.openxmlformats.org/wordprocessingml/2006/main" xmlns:w14="http://schemas.microsoft.com/office/word/2010/wordml" xmlns:w15="http://schemas.microsoft.com/office/word/2012/wordml" xmlns:w16cex="http://schemas.microsoft.com/office/word/2018/wordml/cex" xmlns:w16cid="http://schemas.microsoft.com/office/word/2016/wordml/cid" xmlns:w16="http://schemas.microsoft.com/office/word/2018/wordml" xmlns:w16du="http://schemas.microsoft.com/office/word/2023/wordml/word16du" xmlns:w16sdtdh="http://schemas.microsoft.com/office/word/2020/wordml/sdtdatahash" xmlns:w16sdtfl="http://schemas.microsoft.com/office/word/2024/wordml/sdtformatlock" xmlns:w16se="http://schemas.microsoft.com/office/word/2015/wordml/symex" mc:Ignorable="w14 w15 w16se w16cid w16 w16cex w16sdtdh w16sdtfl w16du">
   <w:docDefaults>
     <w:rPrDefault>
       <w:rPr>
@@ -3651,7 +3671,7 @@
       </w:pPr>
     </w:pPrDefault>
   </w:docDefaults>
-  <w:latentStyles w:defLockedState="0" w:defUIPriority="99" w:defSemiHidden="0" w:defUnhideWhenUsed="0" w:defQFormat="0" w:count="375">
+  <w:latentStyles w:defLockedState="0" w:defUIPriority="99" w:defSemiHidden="0" w:defUnhideWhenUsed="0" w:defQFormat="0" w:count="376">
     <w:lsdException w:name="Normal" w:uiPriority="0" w:qFormat="1"/>
     <w:lsdException w:name="heading 1" w:uiPriority="9" w:qFormat="1"/>
     <w:lsdException w:name="heading 2" w:semiHidden="1" w:uiPriority="9" w:unhideWhenUsed="1" w:qFormat="1"/>
@@ -4027,6 +4047,7 @@
     <w:lsdException w:name="Smart Hyperlink" w:semiHidden="1" w:unhideWhenUsed="1"/>
     <w:lsdException w:name="Hashtag" w:semiHidden="1" w:unhideWhenUsed="1"/>
     <w:lsdException w:name="Unresolved Mention" w:semiHidden="1" w:unhideWhenUsed="1"/>
+    <w:lsdException w:name="Smart Link" w:semiHidden="1" w:unhideWhenUsed="1"/>
   </w:latentStyles>
   <w:style w:type="paragraph" w:default="1" w:styleId="Normal">
     <w:name w:val="Normal"/>
@@ -4036,7 +4057,6 @@
   <w:style w:type="character" w:default="1" w:styleId="Fuentedeprrafopredeter">
     <w:name w:val="Default Paragraph Font"/>
     <w:uiPriority w:val="1"/>
-    <w:semiHidden/>
     <w:unhideWhenUsed/>
   </w:style>
   <w:style w:type="table" w:default="1" w:styleId="Tablanormal">
